--- a/Computer Engineering, Software Engineering, Computer systems & their softwares/Annexes/CVs/CV_Department of Mathematical Modeling and Computer Science/CV inglizcha I.Choriyev.docx
+++ b/Computer Engineering, Software Engineering, Computer systems & their softwares/Annexes/CVs/CV_Department of Mathematical Modeling and Computer Science/CV inglizcha I.Choriyev.docx
@@ -851,7 +851,7 @@
                 <w:bCs/>
                 <w:iCs/>
               </w:rPr>
-              <w:t>Bachelor</w:t>
+              <w:t>Bakalavr</w:t>
             </w:r>
           </w:p>
         </w:tc>
@@ -941,7 +941,7 @@
                 <w:iCs/>
                 <w:lang w:val="en-GB"/>
               </w:rPr>
-              <w:t>Termez</w:t>
+              <w:t>Termiz davlat universiteti</w:t>
             </w:r>
             <w:proofErr w:type="spellEnd"/>
             <w:r>
@@ -950,7 +950,6 @@
                 <w:iCs/>
                 <w:lang w:val="en-GB"/>
               </w:rPr>
-              <w:t xml:space="preserve"> State University</w:t>
             </w:r>
           </w:p>
         </w:tc>
@@ -1018,7 +1017,7 @@
                 <w:bCs/>
                 <w:iCs/>
               </w:rPr>
-              <w:t>Master</w:t>
+              <w:t>Magistr</w:t>
             </w:r>
           </w:p>
         </w:tc>
@@ -1548,7 +1547,7 @@
                 <w:bCs/>
                 <w:lang w:val="en-US"/>
               </w:rPr>
-              <w:t>Teacher</w:t>
+              <w:t>O'qituvchi</w:t>
             </w:r>
           </w:p>
         </w:tc>
@@ -1652,7 +1651,7 @@
                 <w:bCs/>
                 <w:lang w:val="en-US"/>
               </w:rPr>
-              <w:t>Teacher</w:t>
+              <w:t>O'qituvchi</w:t>
             </w:r>
           </w:p>
         </w:tc>
@@ -1685,7 +1684,7 @@
                 <w:iCs/>
                 <w:lang w:val="en-GB"/>
               </w:rPr>
-              <w:t>Termez</w:t>
+              <w:t>Termiz davlat universiteti</w:t>
             </w:r>
             <w:proofErr w:type="spellEnd"/>
             <w:r>
@@ -1694,7 +1693,6 @@
                 <w:iCs/>
                 <w:lang w:val="en-GB"/>
               </w:rPr>
-              <w:t xml:space="preserve"> State University</w:t>
             </w:r>
           </w:p>
         </w:tc>
@@ -1792,7 +1790,7 @@
                 <w:iCs/>
                 <w:lang w:val="en-GB"/>
               </w:rPr>
-              <w:t>Termez</w:t>
+              <w:t>Termiz davlat universiteti</w:t>
             </w:r>
             <w:proofErr w:type="spellEnd"/>
             <w:r>
@@ -1801,7 +1799,6 @@
                 <w:iCs/>
                 <w:lang w:val="en-GB"/>
               </w:rPr>
-              <w:t xml:space="preserve"> State University</w:t>
             </w:r>
           </w:p>
         </w:tc>
@@ -2457,7 +2454,7 @@
                 <w:b/>
                 <w:bCs/>
               </w:rPr>
-              <w:t>SCIENTIFIC ARTICLES AND PUBLICATIONS (LAST 5 YEARS)</w:t>
+              <w:t>ILMIY MAQOLALAR VA NASHRLAR (SO'NGGI 5 YIL)</w:t>
             </w:r>
           </w:p>
           <w:p>
